--- a/EugeneDoc/服务器redis配置文档.docx
+++ b/EugeneDoc/服务器redis配置文档.docx
@@ -17,12 +17,8 @@
       </w:r>
       <w:r>
         <w:tab/>
-      </w:r>
-      <w:proofErr w:type="spellStart"/>
-      <w:r>
         <w:t>Redis</w:t>
       </w:r>
-      <w:proofErr w:type="spellEnd"/>
       <w:r>
         <w:t>安装与配置</w:t>
       </w:r>
@@ -36,21 +32,8 @@
         </w:numPr>
         <w:ind w:firstLineChars="0"/>
       </w:pPr>
-      <w:proofErr w:type="spellStart"/>
-      <w:r>
-        <w:t>sudo</w:t>
-      </w:r>
-      <w:proofErr w:type="spellEnd"/>
-      <w:r>
-        <w:t xml:space="preserve"> apt install </w:t>
-      </w:r>
-      <w:proofErr w:type="spellStart"/>
-      <w:r>
-        <w:t>redis</w:t>
-      </w:r>
-      <w:proofErr w:type="spellEnd"/>
-      <w:r>
-        <w:t xml:space="preserve">-server </w:t>
+      <w:r>
+        <w:t xml:space="preserve">sudo apt install redis-server </w:t>
       </w:r>
       <w:r>
         <w:t>–</w:t>
@@ -68,29 +51,8 @@
         </w:numPr>
         <w:ind w:firstLineChars="0"/>
       </w:pPr>
-      <w:proofErr w:type="spellStart"/>
-      <w:r>
-        <w:t>sudo</w:t>
-      </w:r>
-      <w:proofErr w:type="spellEnd"/>
-      <w:r>
-        <w:t xml:space="preserve"> </w:t>
-      </w:r>
-      <w:proofErr w:type="spellStart"/>
-      <w:r>
-        <w:t>systemctl</w:t>
-      </w:r>
-      <w:proofErr w:type="spellEnd"/>
-      <w:r>
-        <w:t xml:space="preserve"> enable </w:t>
-      </w:r>
-      <w:proofErr w:type="spellStart"/>
-      <w:r>
-        <w:t>redis</w:t>
-      </w:r>
-      <w:proofErr w:type="spellEnd"/>
-      <w:r>
-        <w:t>-server</w:t>
+      <w:r>
+        <w:t>sudo systemctl enable redis-server</w:t>
       </w:r>
     </w:p>
     <w:p>
@@ -102,29 +64,8 @@
         </w:numPr>
         <w:ind w:firstLineChars="0"/>
       </w:pPr>
-      <w:proofErr w:type="spellStart"/>
-      <w:r>
-        <w:t>sudo</w:t>
-      </w:r>
-      <w:proofErr w:type="spellEnd"/>
-      <w:r>
-        <w:t xml:space="preserve"> </w:t>
-      </w:r>
-      <w:proofErr w:type="spellStart"/>
-      <w:r>
-        <w:t>systemctl</w:t>
-      </w:r>
-      <w:proofErr w:type="spellEnd"/>
-      <w:r>
-        <w:t xml:space="preserve"> start </w:t>
-      </w:r>
-      <w:proofErr w:type="spellStart"/>
-      <w:r>
-        <w:t>redis</w:t>
-      </w:r>
-      <w:proofErr w:type="spellEnd"/>
-      <w:r>
-        <w:t>-server</w:t>
+      <w:r>
+        <w:t>sudo systemctl start redis-server</w:t>
       </w:r>
     </w:p>
     <w:p>
@@ -136,29 +77,8 @@
         </w:numPr>
         <w:ind w:firstLineChars="0"/>
       </w:pPr>
-      <w:proofErr w:type="spellStart"/>
-      <w:r>
-        <w:t>sudo</w:t>
-      </w:r>
-      <w:proofErr w:type="spellEnd"/>
-      <w:r>
-        <w:t xml:space="preserve"> </w:t>
-      </w:r>
-      <w:proofErr w:type="spellStart"/>
-      <w:r>
-        <w:t>systemctl</w:t>
-      </w:r>
-      <w:proofErr w:type="spellEnd"/>
-      <w:r>
-        <w:t xml:space="preserve"> status </w:t>
-      </w:r>
-      <w:proofErr w:type="spellStart"/>
-      <w:r>
-        <w:t>redis</w:t>
-      </w:r>
-      <w:proofErr w:type="spellEnd"/>
-      <w:r>
-        <w:t>-server</w:t>
+      <w:r>
+        <w:t>sudo systemctl status redis-server</w:t>
       </w:r>
     </w:p>
     <w:p>
@@ -170,41 +90,15 @@
         </w:numPr>
         <w:ind w:firstLineChars="0"/>
       </w:pPr>
-      <w:proofErr w:type="spellStart"/>
-      <w:r>
-        <w:t>sudo</w:t>
-      </w:r>
-      <w:proofErr w:type="spellEnd"/>
-      <w:r>
-        <w:t xml:space="preserve"> </w:t>
+      <w:r>
+        <w:t xml:space="preserve">sudo </w:t>
       </w:r>
       <w:r>
         <w:t xml:space="preserve">vim </w:t>
       </w:r>
       <w:r>
-        <w:t>/</w:t>
-      </w:r>
-      <w:proofErr w:type="spellStart"/>
-      <w:r>
-        <w:t>etc</w:t>
-      </w:r>
-      <w:proofErr w:type="spellEnd"/>
-      <w:r>
-        <w:t>/</w:t>
-      </w:r>
-      <w:proofErr w:type="spellStart"/>
-      <w:r>
-        <w:t>redis</w:t>
-      </w:r>
-      <w:proofErr w:type="spellEnd"/>
-      <w:r>
-        <w:t>/</w:t>
-      </w:r>
-      <w:proofErr w:type="spellStart"/>
-      <w:r>
-        <w:t>redis.conf</w:t>
-      </w:r>
-      <w:proofErr w:type="spellEnd"/>
+        <w:t>/etc/redis/redis.conf</w:t>
+      </w:r>
     </w:p>
     <w:p>
       <w:pPr>
@@ -214,9 +108,6 @@
           <w:numId w:val="1"/>
         </w:numPr>
         <w:ind w:firstLineChars="0"/>
-        <w:rPr>
-          <w:rFonts w:hint="eastAsia"/>
-        </w:rPr>
       </w:pPr>
       <w:r>
         <w:rPr>
@@ -251,9 +142,6 @@
           <w:numId w:val="1"/>
         </w:numPr>
         <w:ind w:firstLineChars="0"/>
-        <w:rPr>
-          <w:rFonts w:hint="eastAsia"/>
-        </w:rPr>
       </w:pPr>
       <w:r>
         <w:rPr>
@@ -288,9 +176,6 @@
           <w:numId w:val="1"/>
         </w:numPr>
         <w:ind w:firstLineChars="0"/>
-        <w:rPr>
-          <w:rFonts w:hint="eastAsia"/>
-        </w:rPr>
       </w:pPr>
       <w:r>
         <w:rPr>
@@ -336,19 +221,9 @@
         </w:numPr>
         <w:ind w:firstLineChars="0"/>
       </w:pPr>
-      <w:proofErr w:type="spellStart"/>
-      <w:r>
-        <w:t>dbfilename</w:t>
-      </w:r>
-      <w:proofErr w:type="spellEnd"/>
-      <w:r>
-        <w:t xml:space="preserve"> </w:t>
-      </w:r>
-      <w:proofErr w:type="spellStart"/>
-      <w:r>
-        <w:t>dump.rdb</w:t>
-      </w:r>
-      <w:proofErr w:type="spellEnd"/>
+      <w:r>
+        <w:t>dbfilename dump.rdb</w:t>
+      </w:r>
     </w:p>
     <w:p>
       <w:pPr>
@@ -359,70 +234,8 @@
         </w:numPr>
         <w:ind w:firstLineChars="0"/>
       </w:pPr>
-      <w:proofErr w:type="spellStart"/>
-      <w:r>
-        <w:t>dir</w:t>
-      </w:r>
-      <w:proofErr w:type="spellEnd"/>
-      <w:r>
-        <w:t xml:space="preserve"> /</w:t>
-      </w:r>
-      <w:proofErr w:type="spellStart"/>
-      <w:r>
-        <w:t>var</w:t>
-      </w:r>
-      <w:proofErr w:type="spellEnd"/>
-      <w:r>
-        <w:t>/lib/</w:t>
-      </w:r>
-      <w:proofErr w:type="spellStart"/>
-      <w:r>
-        <w:t>redis</w:t>
-      </w:r>
-      <w:proofErr w:type="spellEnd"/>
-    </w:p>
-    <w:p>
-      <w:pPr>
-        <w:pStyle w:val="a3"/>
-        <w:numPr>
-          <w:ilvl w:val="1"/>
-          <w:numId w:val="1"/>
-        </w:numPr>
-        <w:ind w:firstLineChars="0"/>
-      </w:pPr>
-      <w:proofErr w:type="spellStart"/>
-      <w:r>
-        <w:t>appendonly</w:t>
-      </w:r>
-      <w:proofErr w:type="spellEnd"/>
-      <w:r>
-        <w:t xml:space="preserve"> yes</w:t>
-      </w:r>
-    </w:p>
-    <w:p>
-      <w:pPr>
-        <w:pStyle w:val="a3"/>
-        <w:numPr>
-          <w:ilvl w:val="1"/>
-          <w:numId w:val="1"/>
-        </w:numPr>
-        <w:ind w:firstLineChars="0"/>
-      </w:pPr>
-      <w:proofErr w:type="spellStart"/>
-      <w:r>
-        <w:t>appendfilename</w:t>
-      </w:r>
-      <w:proofErr w:type="spellEnd"/>
-      <w:r>
-        <w:t xml:space="preserve"> "</w:t>
-      </w:r>
-      <w:proofErr w:type="spellStart"/>
-      <w:r>
-        <w:t>appendonly.aof</w:t>
-      </w:r>
-      <w:proofErr w:type="spellEnd"/>
-      <w:r>
-        <w:t>"</w:t>
+      <w:r>
+        <w:t>dir /var/lib/redis</w:t>
       </w:r>
       <w:bookmarkStart w:id="0" w:name="_GoBack"/>
       <w:bookmarkEnd w:id="0"/>
@@ -436,27 +249,9 @@
         </w:numPr>
         <w:ind w:firstLineChars="0"/>
       </w:pPr>
-      <w:proofErr w:type="spellStart"/>
-      <w:r>
-        <w:t>dir</w:t>
-      </w:r>
-      <w:proofErr w:type="spellEnd"/>
-      <w:r>
-        <w:t xml:space="preserve"> /</w:t>
-      </w:r>
-      <w:proofErr w:type="spellStart"/>
-      <w:r>
-        <w:t>var</w:t>
-      </w:r>
-      <w:proofErr w:type="spellEnd"/>
-      <w:r>
-        <w:t>/lib/</w:t>
-      </w:r>
-      <w:proofErr w:type="spellStart"/>
-      <w:r>
-        <w:t>redis</w:t>
-      </w:r>
-      <w:proofErr w:type="spellEnd"/>
+      <w:r>
+        <w:t>appendonly yes</w:t>
+      </w:r>
     </w:p>
     <w:p>
       <w:pPr>
@@ -467,57 +262,29 @@
         </w:numPr>
         <w:ind w:firstLineChars="0"/>
       </w:pPr>
-      <w:proofErr w:type="spellStart"/>
-      <w:r>
-        <w:t>appendfsync</w:t>
-      </w:r>
-      <w:proofErr w:type="spellEnd"/>
-      <w:r>
-        <w:t xml:space="preserve"> </w:t>
-      </w:r>
-      <w:proofErr w:type="spellStart"/>
-      <w:r>
-        <w:t>everysec</w:t>
-      </w:r>
-      <w:proofErr w:type="spellEnd"/>
-    </w:p>
-    <w:p>
-      <w:pPr>
-        <w:rPr>
-          <w:rFonts w:hint="eastAsia"/>
-        </w:rPr>
-      </w:pPr>
+      <w:r>
+        <w:t>appendfilename "appendonly.aof"</w:t>
+      </w:r>
+    </w:p>
+    <w:p>
+      <w:pPr>
+        <w:pStyle w:val="a3"/>
+        <w:numPr>
+          <w:ilvl w:val="1"/>
+          <w:numId w:val="1"/>
+        </w:numPr>
+        <w:ind w:firstLineChars="0"/>
+      </w:pPr>
+      <w:r>
+        <w:t>appendfsync everysec</w:t>
+      </w:r>
+    </w:p>
+    <w:p>
       <w:r>
         <w:t>6.</w:t>
       </w:r>
       <w:r>
-        <w:t xml:space="preserve"> </w:t>
-      </w:r>
-      <w:proofErr w:type="spellStart"/>
-      <w:proofErr w:type="gramStart"/>
-      <w:r>
-        <w:t>sudo</w:t>
-      </w:r>
-      <w:proofErr w:type="spellEnd"/>
-      <w:proofErr w:type="gramEnd"/>
-      <w:r>
-        <w:t xml:space="preserve"> </w:t>
-      </w:r>
-      <w:proofErr w:type="spellStart"/>
-      <w:r>
-        <w:t>systemctl</w:t>
-      </w:r>
-      <w:proofErr w:type="spellEnd"/>
-      <w:r>
-        <w:t xml:space="preserve"> restart </w:t>
-      </w:r>
-      <w:proofErr w:type="spellStart"/>
-      <w:r>
-        <w:t>redis</w:t>
-      </w:r>
-      <w:proofErr w:type="spellEnd"/>
-      <w:r>
-        <w:t>-server</w:t>
+        <w:t xml:space="preserve"> sudo systemctl restart redis-server</w:t>
       </w:r>
     </w:p>
     <w:sectPr>
@@ -528,6 +295,44 @@
     </w:sectPr>
   </w:body>
 </w:document>
+</file>
+
+<file path=word/endnotes.xml><?xml version="1.0" encoding="utf-8"?>
+<w:endnotes xmlns:wpc="http://schemas.microsoft.com/office/word/2010/wordprocessingCanvas" xmlns:mc="http://schemas.openxmlformats.org/markup-compatibility/2006" xmlns:o="urn:schemas-microsoft-com:office:office" xmlns:r="http://schemas.openxmlformats.org/officeDocument/2006/relationships" xmlns:m="http://schemas.openxmlformats.org/officeDocument/2006/math" xmlns:v="urn:schemas-microsoft-com:vml" xmlns:wp14="http://schemas.microsoft.com/office/word/2010/wordprocessingDrawing" xmlns:wp="http://schemas.openxmlformats.org/drawingml/2006/wordprocessingDrawing" xmlns:w10="urn:schemas-microsoft-com:office:word" xmlns:w="http://schemas.openxmlformats.org/wordprocessingml/2006/main" xmlns:w14="http://schemas.microsoft.com/office/word/2010/wordml" xmlns:w15="http://schemas.microsoft.com/office/word/2012/wordml" xmlns:wpg="http://schemas.microsoft.com/office/word/2010/wordprocessingGroup" xmlns:wpi="http://schemas.microsoft.com/office/word/2010/wordprocessingInk" xmlns:wne="http://schemas.microsoft.com/office/word/2006/wordml" xmlns:wps="http://schemas.microsoft.com/office/word/2010/wordprocessingShape" mc:Ignorable="w14 w15 wp14">
+  <w:endnote w:type="separator" w:id="-1">
+    <w:p>
+      <w:r>
+        <w:separator/>
+      </w:r>
+    </w:p>
+  </w:endnote>
+  <w:endnote w:type="continuationSeparator" w:id="0">
+    <w:p>
+      <w:r>
+        <w:continuationSeparator/>
+      </w:r>
+    </w:p>
+  </w:endnote>
+</w:endnotes>
+</file>
+
+<file path=word/footnotes.xml><?xml version="1.0" encoding="utf-8"?>
+<w:footnotes xmlns:wpc="http://schemas.microsoft.com/office/word/2010/wordprocessingCanvas" xmlns:mc="http://schemas.openxmlformats.org/markup-compatibility/2006" xmlns:o="urn:schemas-microsoft-com:office:office" xmlns:r="http://schemas.openxmlformats.org/officeDocument/2006/relationships" xmlns:m="http://schemas.openxmlformats.org/officeDocument/2006/math" xmlns:v="urn:schemas-microsoft-com:vml" xmlns:wp14="http://schemas.microsoft.com/office/word/2010/wordprocessingDrawing" xmlns:wp="http://schemas.openxmlformats.org/drawingml/2006/wordprocessingDrawing" xmlns:w10="urn:schemas-microsoft-com:office:word" xmlns:w="http://schemas.openxmlformats.org/wordprocessingml/2006/main" xmlns:w14="http://schemas.microsoft.com/office/word/2010/wordml" xmlns:w15="http://schemas.microsoft.com/office/word/2012/wordml" xmlns:wpg="http://schemas.microsoft.com/office/word/2010/wordprocessingGroup" xmlns:wpi="http://schemas.microsoft.com/office/word/2010/wordprocessingInk" xmlns:wne="http://schemas.microsoft.com/office/word/2006/wordml" xmlns:wps="http://schemas.microsoft.com/office/word/2010/wordprocessingShape" mc:Ignorable="w14 w15 wp14">
+  <w:footnote w:type="separator" w:id="-1">
+    <w:p>
+      <w:r>
+        <w:separator/>
+      </w:r>
+    </w:p>
+  </w:footnote>
+  <w:footnote w:type="continuationSeparator" w:id="0">
+    <w:p>
+      <w:r>
+        <w:continuationSeparator/>
+      </w:r>
+    </w:p>
+  </w:footnote>
+</w:footnotes>
 </file>
 
 <file path=word/numbering.xml><?xml version="1.0" encoding="utf-8"?>
@@ -1059,6 +864,71 @@
       <w:ind w:firstLineChars="200" w:firstLine="420"/>
     </w:pPr>
   </w:style>
+  <w:style w:type="paragraph" w:styleId="a4">
+    <w:name w:val="header"/>
+    <w:basedOn w:val="a"/>
+    <w:link w:val="Char"/>
+    <w:uiPriority w:val="99"/>
+    <w:unhideWhenUsed/>
+    <w:rsid w:val="00C13AA3"/>
+    <w:pPr>
+      <w:pBdr>
+        <w:bottom w:val="single" w:sz="6" w:space="1" w:color="auto"/>
+      </w:pBdr>
+      <w:tabs>
+        <w:tab w:val="center" w:pos="4153"/>
+        <w:tab w:val="right" w:pos="8306"/>
+      </w:tabs>
+      <w:snapToGrid w:val="0"/>
+      <w:jc w:val="center"/>
+    </w:pPr>
+    <w:rPr>
+      <w:sz w:val="18"/>
+      <w:szCs w:val="18"/>
+    </w:rPr>
+  </w:style>
+  <w:style w:type="character" w:customStyle="1" w:styleId="Char">
+    <w:name w:val="页眉 Char"/>
+    <w:basedOn w:val="a0"/>
+    <w:link w:val="a4"/>
+    <w:uiPriority w:val="99"/>
+    <w:rsid w:val="00C13AA3"/>
+    <w:rPr>
+      <w:sz w:val="18"/>
+      <w:szCs w:val="18"/>
+    </w:rPr>
+  </w:style>
+  <w:style w:type="paragraph" w:styleId="a5">
+    <w:name w:val="footer"/>
+    <w:basedOn w:val="a"/>
+    <w:link w:val="Char0"/>
+    <w:uiPriority w:val="99"/>
+    <w:unhideWhenUsed/>
+    <w:rsid w:val="00C13AA3"/>
+    <w:pPr>
+      <w:tabs>
+        <w:tab w:val="center" w:pos="4153"/>
+        <w:tab w:val="right" w:pos="8306"/>
+      </w:tabs>
+      <w:snapToGrid w:val="0"/>
+      <w:jc w:val="left"/>
+    </w:pPr>
+    <w:rPr>
+      <w:sz w:val="18"/>
+      <w:szCs w:val="18"/>
+    </w:rPr>
+  </w:style>
+  <w:style w:type="character" w:customStyle="1" w:styleId="Char0">
+    <w:name w:val="页脚 Char"/>
+    <w:basedOn w:val="a0"/>
+    <w:link w:val="a5"/>
+    <w:uiPriority w:val="99"/>
+    <w:rsid w:val="00C13AA3"/>
+    <w:rPr>
+      <w:sz w:val="18"/>
+      <w:szCs w:val="18"/>
+    </w:rPr>
+  </w:style>
 </w:styles>
 </file>
 
